--- a/docs/general-english/A2/release/units/a21-u10.docx
+++ b/docs/general-english/A2/release/units/a21-u10.docx
@@ -874,7 +874,7 @@
           <wp:inline>
             <wp:extent cx="5724525" cy="1390650"/>
             <wp:effectExtent b="0" l="0" r="0" t="0"/>
-            <wp:docPr descr="The four words of the word bank, in the order the task prints them, each with a picture: carefully, finally, tidy, layer." title="" id="27" name="Picture"/>
+            <wp:docPr descr="The four words of the word bank, in the order the task prints them, each with a picture: finally, carefully, tidy, layer." title="" id="27" name="Picture"/>
             <a:graphic>
               <a:graphicData uri="http://schemas.openxmlformats.org/drawingml/2006/picture">
                 <pic:pic>
@@ -968,7 +968,7 @@
         <w:t xml:space="preserve"> </w:t>
       </w:r>
       <w:r>
-        <w:t xml:space="preserve">carefully | finally | tidy | layer</w:t>
+        <w:t xml:space="preserve">finally | carefully | tidy | layer</w:t>
       </w:r>
     </w:p>
     <w:p>
@@ -5251,7 +5251,7 @@
       <w:r>
         <w:drawing>
           <wp:inline>
-            <wp:extent cx="5724525" cy="2095500"/>
+            <wp:extent cx="5724525" cy="2133600"/>
             <wp:effectExtent b="0" l="0" r="0" t="0"/>
             <wp:docPr descr="The four words and phrases of this task as chips above three empty bins -- order, when and how. Which chip goes in which bin is the exercise, so none of them is placed." title="" id="60" name="Picture"/>
             <a:graphic>
@@ -5272,7 +5272,7 @@
                   <pic:spPr bwMode="auto">
                     <a:xfrm>
                       <a:off x="0" y="0"/>
-                      <a:ext cx="5724525" cy="2095500"/>
+                      <a:ext cx="5724525" cy="2133600"/>
                     </a:xfrm>
                     <a:prstGeom prst="rect">
                       <a:avLst/>
@@ -11986,7 +11986,7 @@
       <w:r>
         <w:drawing>
           <wp:inline>
-            <wp:extent cx="5724525" cy="2381250"/>
+            <wp:extent cx="5724525" cy="2609850"/>
             <wp:effectExtent b="0" l="0" r="0" t="0"/>
             <wp:docPr descr="The decision task as one question and three branches, with what each one costs: do it yourself in two minutes and nobody has to hear about it; tell the person who did it and the conversation takes a week; or leave it, and it is still upside down." title="" id="132" name="Picture"/>
             <a:graphic>
@@ -12007,7 +12007,7 @@
                   <pic:spPr bwMode="auto">
                     <a:xfrm>
                       <a:off x="0" y="0"/>
-                      <a:ext cx="5724525" cy="2381250"/>
+                      <a:ext cx="5724525" cy="2609850"/>
                     </a:xfrm>
                     <a:prstGeom prst="rect">
                       <a:avLst/>
@@ -12185,7 +12185,7 @@
           <wp:inline>
             <wp:extent cx="5724525" cy="2095500"/>
             <wp:effectExtent b="0" l="0" r="0" t="0"/>
-            <wp:docPr descr="The eight words of the spiral review bank, in bank order: pour, press, glue, layer, carefully, do not, junction, borrow." title="" id="135" name="Picture"/>
+            <wp:docPr descr="The eight words of the spiral review bank, in bank order: layer, borrow, pour, do not, glue, press, carefully, junction." title="" id="135" name="Picture"/>
             <a:graphic>
               <a:graphicData uri="http://schemas.openxmlformats.org/drawingml/2006/picture">
                 <pic:pic>
@@ -12304,7 +12304,7 @@
         <w:t xml:space="preserve"> </w:t>
       </w:r>
       <w:r>
-        <w:t xml:space="preserve">pour | press | glue | layer | carefully | do not | junction | borrow</w:t>
+        <w:t xml:space="preserve">layer | borrow | pour | do not | glue | press | carefully | junction</w:t>
       </w:r>
     </w:p>
     <w:p>
